--- a/DOC/SN/WIN-SN-A5S-MTCP-WiFi Datasheet.docx
+++ b/DOC/SN/WIN-SN-A5S-MTCP-WiFi Datasheet.docx
@@ -803,11 +803,6 @@
               <w14:uncheckedState w14:val="2610" w14:font="MS Gothic"/>
             </w14:checkbox>
           </w:sdtPr>
-          <w:sdtEndPr>
-            <w:rPr>
-              <w:rStyle w:val="Strong"/>
-            </w:rPr>
-          </w:sdtEndPr>
           <w:sdtContent>
             <w:tc>
               <w:tcPr>
@@ -1028,11 +1023,6 @@
               <w14:uncheckedState w14:val="2610" w14:font="MS Gothic"/>
             </w14:checkbox>
           </w:sdtPr>
-          <w:sdtEndPr>
-            <w:rPr>
-              <w:rStyle w:val="Strong"/>
-            </w:rPr>
-          </w:sdtEndPr>
           <w:sdtContent>
             <w:tc>
               <w:tcPr>
@@ -1278,11 +1268,6 @@
               <w14:uncheckedState w14:val="2610" w14:font="MS Gothic"/>
             </w14:checkbox>
           </w:sdtPr>
-          <w:sdtEndPr>
-            <w:rPr>
-              <w:rStyle w:val="Strong"/>
-            </w:rPr>
-          </w:sdtEndPr>
           <w:sdtContent>
             <w:tc>
               <w:tcPr>
@@ -1495,11 +1480,6 @@
               <w14:uncheckedState w14:val="2610" w14:font="MS Gothic"/>
             </w14:checkbox>
           </w:sdtPr>
-          <w:sdtEndPr>
-            <w:rPr>
-              <w:rStyle w:val="Strong"/>
-            </w:rPr>
-          </w:sdtEndPr>
           <w:sdtContent>
             <w:tc>
               <w:tcPr>
@@ -1716,11 +1696,6 @@
               <w14:uncheckedState w14:val="2610" w14:font="MS Gothic"/>
             </w14:checkbox>
           </w:sdtPr>
-          <w:sdtEndPr>
-            <w:rPr>
-              <w:rStyle w:val="Strong"/>
-            </w:rPr>
-          </w:sdtEndPr>
           <w:sdtContent>
             <w:tc>
               <w:tcPr>
@@ -1951,11 +1926,6 @@
               <w14:uncheckedState w14:val="2610" w14:font="MS Gothic"/>
             </w14:checkbox>
           </w:sdtPr>
-          <w:sdtEndPr>
-            <w:rPr>
-              <w:rStyle w:val="Strong"/>
-            </w:rPr>
-          </w:sdtEndPr>
           <w:sdtContent>
             <w:tc>
               <w:tcPr>
@@ -2564,7 +2534,6 @@
               <w14:uncheckedState w14:val="2610" w14:font="MS Gothic"/>
             </w14:checkbox>
           </w:sdtPr>
-          <w:sdtEndPr/>
           <w:sdtContent>
             <w:tc>
               <w:tcPr>
@@ -2650,7 +2619,6 @@
               <w14:uncheckedState w14:val="2610" w14:font="MS Gothic"/>
             </w14:checkbox>
           </w:sdtPr>
-          <w:sdtEndPr/>
           <w:sdtContent>
             <w:tc>
               <w:tcPr>
@@ -2730,7 +2698,6 @@
               <w14:uncheckedState w14:val="2610" w14:font="MS Gothic"/>
             </w14:checkbox>
           </w:sdtPr>
-          <w:sdtEndPr/>
           <w:sdtContent>
             <w:tc>
               <w:tcPr>
@@ -4815,7 +4782,25 @@
           <w:sz w:val="28"/>
           <w:szCs w:val="28"/>
         </w:rPr>
-        <w:t>Use 12-24V@ 1A, Power supply.</w:t>
+        <w:t>Use 12-24</w:t>
+      </w:r>
+      <w:proofErr w:type="gramStart"/>
+      <w:r>
+        <w:rPr>
+          <w:rFonts w:cstheme="minorHAnsi"/>
+          <w:sz w:val="28"/>
+          <w:szCs w:val="28"/>
+        </w:rPr>
+        <w:t>V@</w:t>
+      </w:r>
+      <w:proofErr w:type="gramEnd"/>
+      <w:r>
+        <w:rPr>
+          <w:rFonts w:cstheme="minorHAnsi"/>
+          <w:sz w:val="28"/>
+          <w:szCs w:val="28"/>
+        </w:rPr>
+        <w:t xml:space="preserve"> 1A, Power supply.</w:t>
       </w:r>
     </w:p>
     <w:p>
@@ -5706,15 +5691,15 @@
           <w:lang w:val="en-IN" w:eastAsia="en-IN"/>
         </w:rPr>
         <w:drawing>
-          <wp:anchor distT="0" distB="0" distL="114300" distR="114300" simplePos="0" relativeHeight="251679744" behindDoc="0" locked="0" layoutInCell="1" allowOverlap="1" wp14:anchorId="4AE9A6DF" wp14:editId="692132A1">
+          <wp:anchor distT="0" distB="0" distL="114300" distR="114300" simplePos="0" relativeHeight="251679744" behindDoc="0" locked="0" layoutInCell="1" allowOverlap="1" wp14:anchorId="4AE9A6DF" wp14:editId="4AFD08F9">
             <wp:simplePos x="0" y="0"/>
             <wp:positionH relativeFrom="column">
-              <wp:posOffset>2934970</wp:posOffset>
+              <wp:posOffset>2950845</wp:posOffset>
             </wp:positionH>
             <wp:positionV relativeFrom="paragraph">
-              <wp:posOffset>303530</wp:posOffset>
+              <wp:posOffset>302895</wp:posOffset>
             </wp:positionV>
-            <wp:extent cx="1945640" cy="2543175"/>
+            <wp:extent cx="1910715" cy="2543175"/>
             <wp:effectExtent l="0" t="0" r="0" b="9525"/>
             <wp:wrapSquare wrapText="bothSides"/>
             <wp:docPr id="5" name="Picture 5"/>
@@ -5725,7 +5710,7 @@
               <a:graphicData uri="http://schemas.openxmlformats.org/drawingml/2006/picture">
                 <pic:pic xmlns:pic="http://schemas.openxmlformats.org/drawingml/2006/picture">
                   <pic:nvPicPr>
-                    <pic:cNvPr id="5" name="Screenshot 2026-06-29 123803.png"/>
+                    <pic:cNvPr id="5" name="Picture 5"/>
                     <pic:cNvPicPr/>
                   </pic:nvPicPr>
                   <pic:blipFill>
@@ -5743,7 +5728,7 @@
                   <pic:spPr>
                     <a:xfrm>
                       <a:off x="0" y="0"/>
-                      <a:ext cx="1945640" cy="2543175"/>
+                      <a:ext cx="1910715" cy="2543175"/>
                     </a:xfrm>
                     <a:prstGeom prst="rect">
                       <a:avLst/>
@@ -5772,15 +5757,15 @@
           <w:lang w:val="en-IN" w:eastAsia="en-IN"/>
         </w:rPr>
         <w:drawing>
-          <wp:anchor distT="0" distB="0" distL="114300" distR="114300" simplePos="0" relativeHeight="251662336" behindDoc="0" locked="0" layoutInCell="1" allowOverlap="1" wp14:anchorId="1B1B5115" wp14:editId="4AC13612">
+          <wp:anchor distT="0" distB="0" distL="114300" distR="114300" simplePos="0" relativeHeight="251662336" behindDoc="0" locked="0" layoutInCell="1" allowOverlap="1" wp14:anchorId="1B1B5115" wp14:editId="4BA53F39">
             <wp:simplePos x="0" y="0"/>
             <wp:positionH relativeFrom="margin">
-              <wp:posOffset>751335</wp:posOffset>
+              <wp:posOffset>753745</wp:posOffset>
             </wp:positionH>
             <wp:positionV relativeFrom="paragraph">
-              <wp:posOffset>310941</wp:posOffset>
+              <wp:posOffset>312420</wp:posOffset>
             </wp:positionV>
-            <wp:extent cx="1889125" cy="2543175"/>
+            <wp:extent cx="1885950" cy="2543175"/>
             <wp:effectExtent l="0" t="0" r="0" b="9525"/>
             <wp:wrapSquare wrapText="bothSides"/>
             <wp:docPr id="1" name="Picture 1"/>
@@ -5791,7 +5776,7 @@
               <a:graphicData uri="http://schemas.openxmlformats.org/drawingml/2006/picture">
                 <pic:pic xmlns:pic="http://schemas.openxmlformats.org/drawingml/2006/picture">
                   <pic:nvPicPr>
-                    <pic:cNvPr id="1" name="Screenshot 2026-06-29 124124.png"/>
+                    <pic:cNvPr id="1" name="Picture 1"/>
                     <pic:cNvPicPr/>
                   </pic:nvPicPr>
                   <pic:blipFill>
@@ -5809,7 +5794,7 @@
                   <pic:spPr>
                     <a:xfrm>
                       <a:off x="0" y="0"/>
-                      <a:ext cx="1889125" cy="2543175"/>
+                      <a:ext cx="1885950" cy="2543175"/>
                     </a:xfrm>
                     <a:prstGeom prst="rect">
                       <a:avLst/>
@@ -6056,6 +6041,7 @@
         </w:rPr>
         <w:t xml:space="preserve"> to get the sensor data via </w:t>
       </w:r>
+      <w:proofErr w:type="gramStart"/>
       <w:r>
         <w:rPr>
           <w:rStyle w:val="Strong"/>
@@ -6080,7 +6066,16 @@
           <w:sz w:val="28"/>
           <w:szCs w:val="28"/>
         </w:rPr>
-        <w:t xml:space="preserve">, or select </w:t>
+        <w:t>, or</w:t>
+      </w:r>
+      <w:proofErr w:type="gramEnd"/>
+      <w:r>
+        <w:rPr>
+          <w:rFonts w:asciiTheme="minorHAnsi" w:hAnsiTheme="minorHAnsi" w:cstheme="minorHAnsi"/>
+          <w:sz w:val="28"/>
+          <w:szCs w:val="28"/>
+        </w:rPr>
+        <w:t xml:space="preserve"> select </w:t>
       </w:r>
       <w:r>
         <w:rPr>
@@ -6201,7 +6196,25 @@
           <w:sz w:val="28"/>
           <w:szCs w:val="28"/>
         </w:rPr>
-        <w:t xml:space="preserve">Open Mb-poll software connect using configuration setting (Default </w:t>
+        <w:t xml:space="preserve">Open Mb-poll software </w:t>
+      </w:r>
+      <w:proofErr w:type="gramStart"/>
+      <w:r>
+        <w:rPr>
+          <w:rFonts w:cstheme="minorHAnsi"/>
+          <w:sz w:val="28"/>
+          <w:szCs w:val="28"/>
+        </w:rPr>
+        <w:t>connect</w:t>
+      </w:r>
+      <w:proofErr w:type="gramEnd"/>
+      <w:r>
+        <w:rPr>
+          <w:rFonts w:cstheme="minorHAnsi"/>
+          <w:sz w:val="28"/>
+          <w:szCs w:val="28"/>
+        </w:rPr>
+        <w:t xml:space="preserve"> using configuration setting (Default </w:t>
       </w:r>
       <w:r>
         <w:rPr>
@@ -8163,26 +8176,50 @@
       <w:r>
         <w:rPr>
           <w:rFonts w:asciiTheme="minorHAnsi" w:eastAsia="Times New Roman" w:hAnsiTheme="minorHAnsi" w:cstheme="minorHAnsi"/>
+          <w:b/>
+          <w:bCs/>
+          <w:color w:val="0070C0"/>
+          <w:sz w:val="28"/>
+          <w:szCs w:val="28"/>
+          <w:u w:val="single"/>
+        </w:rPr>
+        <w:lastRenderedPageBreak/>
+        <w:t>WIFI Mode</w:t>
+      </w:r>
+    </w:p>
+    <w:p>
+      <w:pPr>
+        <w:spacing w:before="100" w:beforeAutospacing="1" w:after="100" w:afterAutospacing="1" w:line="240" w:lineRule="auto"/>
+        <w:rPr>
+          <w:rFonts w:asciiTheme="minorHAnsi" w:eastAsia="Times New Roman" w:hAnsiTheme="minorHAnsi" w:cstheme="minorHAnsi"/>
+          <w:color w:val="0070C0"/>
+          <w:sz w:val="28"/>
+          <w:szCs w:val="28"/>
+          <w:u w:val="single"/>
+        </w:rPr>
+      </w:pPr>
+      <w:r>
+        <w:rPr>
+          <w:rFonts w:asciiTheme="minorHAnsi" w:eastAsia="Times New Roman" w:hAnsiTheme="minorHAnsi" w:cstheme="minorHAnsi"/>
           <w:noProof/>
-          <w:color w:val="auto"/>
-          <w:sz w:val="28"/>
-          <w:szCs w:val="28"/>
-          <w:lang w:val="en-IN" w:eastAsia="en-IN"/>
-        </w:rPr>
-        <w:lastRenderedPageBreak/>
+          <w:color w:val="0070C0"/>
+          <w:sz w:val="28"/>
+          <w:szCs w:val="28"/>
+          <w:u w:val="single"/>
+        </w:rPr>
         <w:drawing>
-          <wp:anchor distT="0" distB="0" distL="114300" distR="114300" simplePos="0" relativeHeight="251677696" behindDoc="0" locked="0" layoutInCell="1" allowOverlap="1" wp14:anchorId="73DCFA72" wp14:editId="7628F65B">
+          <wp:anchor distT="0" distB="0" distL="114300" distR="114300" simplePos="0" relativeHeight="251686912" behindDoc="0" locked="0" layoutInCell="1" allowOverlap="1" wp14:anchorId="5A980660" wp14:editId="0F2AFB74">
             <wp:simplePos x="0" y="0"/>
             <wp:positionH relativeFrom="column">
-              <wp:posOffset>3001645</wp:posOffset>
+              <wp:posOffset>-277750</wp:posOffset>
             </wp:positionH>
             <wp:positionV relativeFrom="paragraph">
-              <wp:posOffset>410845</wp:posOffset>
+              <wp:posOffset>296545</wp:posOffset>
             </wp:positionV>
-            <wp:extent cx="2750185" cy="4629150"/>
-            <wp:effectExtent l="0" t="0" r="0" b="0"/>
+            <wp:extent cx="3153734" cy="7428062"/>
+            <wp:effectExtent l="0" t="0" r="8890" b="1905"/>
             <wp:wrapNone/>
-            <wp:docPr id="19" name="Picture 19"/>
+            <wp:docPr id="1323102857" name="Picture 159"/>
             <wp:cNvGraphicFramePr>
               <a:graphicFrameLocks xmlns:a="http://schemas.openxmlformats.org/drawingml/2006/main" noChangeAspect="1"/>
             </wp:cNvGraphicFramePr>
@@ -8190,11 +8227,11 @@
               <a:graphicData uri="http://schemas.openxmlformats.org/drawingml/2006/picture">
                 <pic:pic xmlns:pic="http://schemas.openxmlformats.org/drawingml/2006/picture">
                   <pic:nvPicPr>
-                    <pic:cNvPr id="19" name="ChatGPT Image Jun 29, 2026, 04_10_23 PM.png"/>
+                    <pic:cNvPr id="1323102857" name="Picture 1323102857"/>
                     <pic:cNvPicPr/>
                   </pic:nvPicPr>
                   <pic:blipFill>
-                    <a:blip r:embed="rId18" cstate="print">
+                    <a:blip r:embed="rId18">
                       <a:extLst>
                         <a:ext uri="{28A0092B-C50C-407E-A947-70E740481C1C}">
                           <a14:useLocalDpi xmlns:a14="http://schemas.microsoft.com/office/drawing/2010/main" val="0"/>
@@ -8208,7 +8245,7 @@
                   <pic:spPr>
                     <a:xfrm>
                       <a:off x="0" y="0"/>
-                      <a:ext cx="2750185" cy="4629150"/>
+                      <a:ext cx="3153734" cy="7428062"/>
                     </a:xfrm>
                     <a:prstGeom prst="rect">
                       <a:avLst/>
@@ -8226,6 +8263,78 @@
           </wp:anchor>
         </w:drawing>
       </w:r>
+    </w:p>
+    <w:p>
+      <w:pPr>
+        <w:spacing w:before="100" w:beforeAutospacing="1" w:after="100" w:afterAutospacing="1" w:line="240" w:lineRule="auto"/>
+        <w:rPr>
+          <w:rFonts w:asciiTheme="minorHAnsi" w:eastAsia="Times New Roman" w:hAnsiTheme="minorHAnsi" w:cstheme="minorHAnsi"/>
+          <w:color w:val="0070C0"/>
+          <w:sz w:val="28"/>
+          <w:szCs w:val="28"/>
+          <w:u w:val="single"/>
+        </w:rPr>
+      </w:pPr>
+    </w:p>
+    <w:p>
+      <w:pPr>
+        <w:spacing w:before="100" w:beforeAutospacing="1" w:after="100" w:afterAutospacing="1" w:line="240" w:lineRule="auto"/>
+        <w:rPr>
+          <w:rFonts w:asciiTheme="minorHAnsi" w:eastAsia="Times New Roman" w:hAnsiTheme="minorHAnsi" w:cstheme="minorHAnsi"/>
+          <w:color w:val="0070C0"/>
+          <w:sz w:val="28"/>
+          <w:szCs w:val="28"/>
+          <w:u w:val="single"/>
+        </w:rPr>
+      </w:pPr>
+    </w:p>
+    <w:p>
+      <w:pPr>
+        <w:spacing w:before="100" w:beforeAutospacing="1" w:after="100" w:afterAutospacing="1" w:line="240" w:lineRule="auto"/>
+        <w:rPr>
+          <w:rFonts w:asciiTheme="minorHAnsi" w:eastAsia="Times New Roman" w:hAnsiTheme="minorHAnsi" w:cstheme="minorHAnsi"/>
+          <w:color w:val="0070C0"/>
+          <w:sz w:val="28"/>
+          <w:szCs w:val="28"/>
+          <w:u w:val="single"/>
+        </w:rPr>
+      </w:pPr>
+    </w:p>
+    <w:p>
+      <w:pPr>
+        <w:spacing w:before="100" w:beforeAutospacing="1" w:after="100" w:afterAutospacing="1" w:line="240" w:lineRule="auto"/>
+        <w:rPr>
+          <w:rFonts w:asciiTheme="minorHAnsi" w:eastAsia="Times New Roman" w:hAnsiTheme="minorHAnsi" w:cstheme="minorHAnsi"/>
+          <w:color w:val="0070C0"/>
+          <w:sz w:val="28"/>
+          <w:szCs w:val="28"/>
+          <w:u w:val="single"/>
+        </w:rPr>
+      </w:pPr>
+    </w:p>
+    <w:p>
+      <w:pPr>
+        <w:spacing w:before="100" w:beforeAutospacing="1" w:after="100" w:afterAutospacing="1" w:line="240" w:lineRule="auto"/>
+        <w:rPr>
+          <w:rFonts w:asciiTheme="minorHAnsi" w:eastAsia="Times New Roman" w:hAnsiTheme="minorHAnsi" w:cstheme="minorHAnsi"/>
+          <w:color w:val="0070C0"/>
+          <w:sz w:val="28"/>
+          <w:szCs w:val="28"/>
+          <w:u w:val="single"/>
+        </w:rPr>
+      </w:pPr>
+    </w:p>
+    <w:p>
+      <w:pPr>
+        <w:spacing w:before="100" w:beforeAutospacing="1" w:after="100" w:afterAutospacing="1" w:line="240" w:lineRule="auto"/>
+        <w:rPr>
+          <w:rFonts w:asciiTheme="minorHAnsi" w:eastAsia="Times New Roman" w:hAnsiTheme="minorHAnsi" w:cstheme="minorHAnsi"/>
+          <w:color w:val="0070C0"/>
+          <w:sz w:val="28"/>
+          <w:szCs w:val="28"/>
+          <w:u w:val="single"/>
+        </w:rPr>
+      </w:pPr>
       <w:r>
         <w:rPr>
           <w:rFonts w:asciiTheme="minorHAnsi" w:eastAsia="Times New Roman" w:hAnsiTheme="minorHAnsi" w:cstheme="minorHAnsi"/>
@@ -8236,18 +8345,18 @@
           <w:lang w:val="en-IN" w:eastAsia="en-IN"/>
         </w:rPr>
         <w:drawing>
-          <wp:anchor distT="0" distB="0" distL="114300" distR="114300" simplePos="0" relativeHeight="251682816" behindDoc="0" locked="0" layoutInCell="1" allowOverlap="1" wp14:anchorId="5540966C" wp14:editId="1C7FF161">
+          <wp:anchor distT="0" distB="0" distL="114300" distR="114300" simplePos="0" relativeHeight="251677696" behindDoc="0" locked="0" layoutInCell="1" allowOverlap="1" wp14:anchorId="73DCFA72" wp14:editId="73E90E20">
             <wp:simplePos x="0" y="0"/>
-            <wp:positionH relativeFrom="margin">
-              <wp:align>left</wp:align>
+            <wp:positionH relativeFrom="column">
+              <wp:posOffset>2875025</wp:posOffset>
             </wp:positionH>
             <wp:positionV relativeFrom="paragraph">
-              <wp:posOffset>441408</wp:posOffset>
+              <wp:posOffset>375527</wp:posOffset>
             </wp:positionV>
-            <wp:extent cx="2620925" cy="4619707"/>
+            <wp:extent cx="3135148" cy="4981576"/>
             <wp:effectExtent l="0" t="0" r="8255" b="0"/>
             <wp:wrapNone/>
-            <wp:docPr id="2" name="Picture 2"/>
+            <wp:docPr id="19" name="Picture 19"/>
             <wp:cNvGraphicFramePr>
               <a:graphicFrameLocks xmlns:a="http://schemas.openxmlformats.org/drawingml/2006/main" noChangeAspect="1"/>
             </wp:cNvGraphicFramePr>
@@ -8255,10 +8364,10 @@
               <a:graphicData uri="http://schemas.openxmlformats.org/drawingml/2006/picture">
                 <pic:pic xmlns:pic="http://schemas.openxmlformats.org/drawingml/2006/picture">
                   <pic:nvPicPr>
-                    <pic:cNvPr id="2" name="Screenshot 2026-06-29 124215.png"/>
+                    <pic:cNvPr id="19" name="Picture 19"/>
                     <pic:cNvPicPr/>
                   </pic:nvPicPr>
-                  <pic:blipFill rotWithShape="1">
+                  <pic:blipFill>
                     <a:blip r:embed="rId19">
                       <a:extLst>
                         <a:ext uri="{28A0092B-C50C-407E-A947-70E740481C1C}">
@@ -8266,44 +8375,43 @@
                         </a:ext>
                       </a:extLst>
                     </a:blip>
-                    <a:srcRect l="-121" t="3065" r="1" b="2887"/>
-                    <a:stretch/>
+                    <a:stretch>
+                      <a:fillRect/>
+                    </a:stretch>
                   </pic:blipFill>
-                  <pic:spPr bwMode="auto">
+                  <pic:spPr>
                     <a:xfrm>
                       <a:off x="0" y="0"/>
-                      <a:ext cx="2620925" cy="4619707"/>
+                      <a:ext cx="3135148" cy="4981576"/>
                     </a:xfrm>
                     <a:prstGeom prst="rect">
                       <a:avLst/>
                     </a:prstGeom>
-                    <a:ln>
-                      <a:noFill/>
-                    </a:ln>
-                    <a:extLst>
-                      <a:ext uri="{53640926-AAD7-44D8-BBD7-CCE9431645EC}">
-                        <a14:shadowObscured xmlns:a14="http://schemas.microsoft.com/office/drawing/2010/main"/>
-                      </a:ext>
-                    </a:extLst>
                   </pic:spPr>
                 </pic:pic>
               </a:graphicData>
             </a:graphic>
+            <wp14:sizeRelH relativeFrom="margin">
+              <wp14:pctWidth>0</wp14:pctWidth>
+            </wp14:sizeRelH>
+            <wp14:sizeRelV relativeFrom="margin">
+              <wp14:pctHeight>0</wp14:pctHeight>
+            </wp14:sizeRelV>
           </wp:anchor>
         </w:drawing>
       </w:r>
-      <w:r>
+    </w:p>
+    <w:p>
+      <w:pPr>
+        <w:spacing w:before="100" w:beforeAutospacing="1" w:after="100" w:afterAutospacing="1" w:line="240" w:lineRule="auto"/>
         <w:rPr>
           <w:rFonts w:asciiTheme="minorHAnsi" w:eastAsia="Times New Roman" w:hAnsiTheme="minorHAnsi" w:cstheme="minorHAnsi"/>
-          <w:b/>
-          <w:bCs/>
           <w:color w:val="0070C0"/>
           <w:sz w:val="28"/>
           <w:szCs w:val="28"/>
           <w:u w:val="single"/>
         </w:rPr>
-        <w:t>WIFI Mode</w:t>
-      </w:r>
+      </w:pPr>
     </w:p>
     <w:p>
       <w:pPr>
@@ -8554,6 +8662,7 @@
           <w:sz w:val="28"/>
           <w:szCs w:val="28"/>
         </w:rPr>
+        <w:lastRenderedPageBreak/>
         <w:t>Enter the local WiFi credentials as shown in above image2 so the device can connect to that WiFi network. Using this connection, it will send the sensor data to the cloud.</w:t>
       </w:r>
     </w:p>
@@ -8700,17 +8809,6 @@
     </w:p>
     <w:p>
       <w:pPr>
-        <w:spacing w:before="100" w:beforeAutospacing="1" w:after="100" w:afterAutospacing="1" w:line="240" w:lineRule="auto"/>
-        <w:rPr>
-          <w:rFonts w:asciiTheme="minorHAnsi" w:eastAsia="Times New Roman" w:hAnsiTheme="minorHAnsi" w:cstheme="minorHAnsi"/>
-          <w:color w:val="auto"/>
-          <w:sz w:val="28"/>
-          <w:szCs w:val="28"/>
-        </w:rPr>
-      </w:pPr>
-    </w:p>
-    <w:p>
-      <w:pPr>
         <w:rPr>
           <w:rFonts w:asciiTheme="minorHAnsi" w:hAnsiTheme="minorHAnsi" w:cstheme="minorHAnsi"/>
           <w:b/>
@@ -8733,83 +8831,7 @@
     </w:p>
     <w:p>
       <w:pPr>
-        <w:rPr>
-          <w:rFonts w:asciiTheme="minorHAnsi" w:hAnsiTheme="minorHAnsi" w:cstheme="minorHAnsi"/>
-          <w:b/>
-          <w:sz w:val="32"/>
-          <w:szCs w:val="32"/>
-          <w:u w:val="single"/>
-        </w:rPr>
-      </w:pPr>
-    </w:p>
-    <w:p>
-      <w:pPr>
-        <w:rPr>
-          <w:rFonts w:asciiTheme="minorHAnsi" w:hAnsiTheme="minorHAnsi" w:cstheme="minorHAnsi"/>
-          <w:b/>
-          <w:sz w:val="32"/>
-          <w:szCs w:val="32"/>
-          <w:u w:val="single"/>
-        </w:rPr>
-      </w:pPr>
-    </w:p>
-    <w:p>
-      <w:pPr>
-        <w:rPr>
-          <w:rFonts w:asciiTheme="minorHAnsi" w:hAnsiTheme="minorHAnsi" w:cstheme="minorHAnsi"/>
-          <w:b/>
-          <w:sz w:val="32"/>
-          <w:szCs w:val="32"/>
-          <w:u w:val="single"/>
-        </w:rPr>
-      </w:pPr>
-    </w:p>
-    <w:p>
-      <w:pPr>
-        <w:rPr>
-          <w:rFonts w:asciiTheme="minorHAnsi" w:hAnsiTheme="minorHAnsi" w:cstheme="minorHAnsi"/>
-          <w:b/>
-          <w:sz w:val="32"/>
-          <w:szCs w:val="32"/>
-          <w:u w:val="single"/>
-        </w:rPr>
-      </w:pPr>
-    </w:p>
-    <w:p>
-      <w:pPr>
-        <w:rPr>
-          <w:rFonts w:asciiTheme="minorHAnsi" w:hAnsiTheme="minorHAnsi" w:cstheme="minorHAnsi"/>
-          <w:b/>
-          <w:sz w:val="32"/>
-          <w:szCs w:val="32"/>
-          <w:u w:val="single"/>
-        </w:rPr>
-      </w:pPr>
-    </w:p>
-    <w:p>
-      <w:pPr>
-        <w:rPr>
-          <w:rFonts w:asciiTheme="minorHAnsi" w:hAnsiTheme="minorHAnsi" w:cstheme="minorHAnsi"/>
-          <w:b/>
-          <w:sz w:val="32"/>
-          <w:szCs w:val="32"/>
-          <w:u w:val="single"/>
-        </w:rPr>
-      </w:pPr>
-    </w:p>
-    <w:p>
-      <w:pPr>
-        <w:rPr>
-          <w:rFonts w:asciiTheme="minorHAnsi" w:hAnsiTheme="minorHAnsi" w:cstheme="minorHAnsi"/>
-          <w:b/>
-          <w:sz w:val="32"/>
-          <w:szCs w:val="32"/>
-          <w:u w:val="single"/>
-        </w:rPr>
-      </w:pPr>
-    </w:p>
-    <w:p>
-      <w:pPr>
+        <w:spacing w:after="0"/>
         <w:rPr>
           <w:rFonts w:asciiTheme="minorHAnsi" w:hAnsiTheme="minorHAnsi" w:cstheme="minorHAnsi"/>
           <w:b/>
